--- a/papers/attitudes_budget_résumé.docx
+++ b/papers/attitudes_budget_résumé.docx
@@ -42,20 +42,6 @@
           <w:lang w:val="fr-FR"/>
         </w:rPr>
         <w:t>Adrien Fabre — CNRS / CIRED</w:t>
-      </w:r>
-    </w:p>
-    <w:p>
-      <w:pPr>
-        <w:pStyle w:val="Date"/>
-        <w:rPr>
-          <w:lang w:val="fr-FR"/>
-        </w:rPr>
-      </w:pPr>
-      <w:r>
-        <w:rPr>
-          <w:lang w:val="fr-FR"/>
-        </w:rPr>
-        <w:t>Mai 2026</w:t>
       </w:r>
     </w:p>
     <w:p>
@@ -193,13 +179,7 @@
         <w:rPr>
           <w:lang w:val="fr-FR"/>
         </w:rPr>
-        <w:t xml:space="preserve"> : gel des dépenses, taxation</w:t>
-      </w:r>
-      <w:r>
-        <w:rPr>
-          <w:lang w:val="fr-FR"/>
-        </w:rPr>
-        <w:t xml:space="preserve"> des plus aisés, taxes écologiques.</w:t>
+        <w:t xml:space="preserve"> : gel des dépenses, taxation des plus aisés, taxes écologiques.</w:t>
       </w:r>
     </w:p>
     <w:p>
@@ -285,13 +265,7 @@
         <w:rPr>
           <w:lang w:val="fr-FR"/>
         </w:rPr>
-        <w:t xml:space="preserve"> (6–20 mars</w:t>
-      </w:r>
-      <w:r>
-        <w:rPr>
-          <w:lang w:val="fr-FR"/>
-        </w:rPr>
-        <w:t xml:space="preserve"> 2026, panel Bilendi), représentative par quotas sur le genre, l’âge, le niveau de vie, le diplôme, la région et le type d’agglomération. Pour chaque mesure budgétaire, les répondants choisissent entre </w:t>
+        <w:t xml:space="preserve"> (6–20 mars 2026, panel Bilendi), représentative par quotas sur le genre, l’âge, le niveau de vie, le diplôme, la région et le type d’agglomération. Pour chaque mesure budgétaire, les répondants choisissent entre </w:t>
       </w:r>
       <w:r>
         <w:rPr>
@@ -387,13 +361,7 @@
         <w:rPr>
           <w:lang w:val="fr-FR"/>
         </w:rPr>
-        <w:t xml:space="preserve"> rationalisation des dépenses publiques (gel, doublons territoriaux) ; taxes sur les plus aisés (ISF, IR, droits de succession) ; suppression des aides aux étrangers ; taxes sectorielles sur </w:t>
-      </w:r>
-      <w:r>
-        <w:rPr>
-          <w:lang w:val="fr-FR"/>
-        </w:rPr>
-        <w:t>les carburants.</w:t>
+        <w:t xml:space="preserve"> rationalisation des dépenses publiques (gel, doublons territoriaux) ; taxes sur les plus aisés (ISF, IR, droits de succession) ; suppression des aides aux étrangers ; taxes sectorielles sur les carburants.</w:t>
       </w:r>
     </w:p>
     <w:p>
@@ -416,18 +384,13 @@
         </w:rPr>
         <w:t xml:space="preserve"> report de la retraite à 65 ans </w:t>
       </w:r>
-      <w:r>
-        <w:rPr>
-          <w:i/>
-          <w:lang w:val="fr-FR"/>
-        </w:rPr>
-        <w:t>(inacceptable pour 40 %)</w:t>
-      </w:r>
-      <w:r>
-        <w:rPr>
-          <w:lang w:val="fr-FR"/>
-        </w:rPr>
-        <w:t xml:space="preserve"> ; hausse de la TVA ; hausse de la CSG.</w:t>
+      <w:bookmarkStart w:id="3" w:name="_GoBack"/>
+      <w:bookmarkEnd w:id="3"/>
+      <w:r>
+        <w:rPr>
+          <w:lang w:val="fr-FR"/>
+        </w:rPr>
+        <w:t>; hausse de la TVA ; hausse de la CSG.</w:t>
       </w:r>
     </w:p>
     <w:p>
@@ -444,14 +407,30 @@
           <w:lang w:val="fr-FR"/>
         </w:rPr>
       </w:pPr>
-      <w:bookmarkStart w:id="3" w:name="le-paquet-majoritaire"/>
+      <w:bookmarkStart w:id="4" w:name="le-paquet-majoritaire"/>
+    </w:p>
+    <w:p>
+      <w:pPr>
+        <w:pStyle w:val="Titre2"/>
+        <w:rPr>
+          <w:lang w:val="fr-FR"/>
+        </w:rPr>
+      </w:pPr>
+    </w:p>
+    <w:p>
+      <w:pPr>
+        <w:pStyle w:val="Titre2"/>
+        <w:rPr>
+          <w:lang w:val="fr-FR"/>
+        </w:rPr>
+      </w:pPr>
       <w:r>
         <w:rPr>
           <w:lang w:val="fr-FR"/>
         </w:rPr>
         <w:t>Le paquet majoritaire</w:t>
       </w:r>
-      <w:bookmarkEnd w:id="3"/>
+      <w:bookmarkEnd w:id="4"/>
     </w:p>
     <w:p>
       <w:pPr>
@@ -490,13 +469,7 @@
         <w:rPr>
           <w:lang w:val="fr-FR"/>
         </w:rPr>
-        <w:t xml:space="preserve"> </w:t>
-      </w:r>
-      <w:r>
-        <w:rPr>
-          <w:lang w:val="fr-FR"/>
-        </w:rPr>
-        <w:t>:</w:t>
+        <w:t xml:space="preserve"> :</w:t>
       </w:r>
     </w:p>
     <w:tbl>
@@ -527,7 +500,6 @@
               <w:pStyle w:val="Compact"/>
             </w:pPr>
             <w:r>
-              <w:lastRenderedPageBreak/>
               <w:t>Mesure</w:t>
             </w:r>
           </w:p>
@@ -694,14 +666,14 @@
           <w:lang w:val="fr-FR"/>
         </w:rPr>
       </w:pPr>
-      <w:bookmarkStart w:id="4" w:name="les-français-diffèrent-de-leur-parti"/>
+      <w:bookmarkStart w:id="5" w:name="les-français-diffèrent-de-leur-parti"/>
       <w:r>
         <w:rPr>
           <w:lang w:val="fr-FR"/>
         </w:rPr>
         <w:t>Les Français diffèrent de leur parti</w:t>
       </w:r>
-      <w:bookmarkEnd w:id="4"/>
+      <w:bookmarkEnd w:id="5"/>
     </w:p>
     <w:p>
       <w:pPr>
@@ -765,13 +737,7 @@
         <w:rPr>
           <w:lang w:val="fr-FR"/>
         </w:rPr>
-        <w:t>, y compris à d</w:t>
-      </w:r>
-      <w:r>
-        <w:rPr>
-          <w:lang w:val="fr-FR"/>
-        </w:rPr>
-        <w:t>roite.</w:t>
+        <w:t>, y compris à droite.</w:t>
       </w:r>
     </w:p>
     <w:p>
@@ -785,11 +751,11 @@
       <w:pPr>
         <w:pStyle w:val="Titre2"/>
       </w:pPr>
-      <w:bookmarkStart w:id="5" w:name="implications-pour-le-prochain-budget"/>
+      <w:bookmarkStart w:id="6" w:name="implications-pour-le-prochain-budget"/>
       <w:r>
         <w:t>Implications pour le prochain budget</w:t>
       </w:r>
-      <w:bookmarkEnd w:id="5"/>
+      <w:bookmarkEnd w:id="6"/>
     </w:p>
     <w:p>
       <w:pPr>
@@ -838,13 +804,13 @@
         <w:rPr>
           <w:lang w:val="fr-FR"/>
         </w:rPr>
-        <w:t xml:space="preserve"> </w:t>
-      </w:r>
-      <w:r>
-        <w:rPr>
-          <w:lang w:val="fr-FR"/>
-        </w:rPr>
-        <w:t>: même les électeurs de droite y sont majoritairement favorables.</w:t>
+        <w:t xml:space="preserve"> : même les électeurs de </w:t>
+      </w:r>
+      <w:r>
+        <w:rPr>
+          <w:lang w:val="fr-FR"/>
+        </w:rPr>
+        <w:t>droite y sont majoritairement favorables.</w:t>
       </w:r>
     </w:p>
     <w:p>
@@ -900,20 +866,25 @@
           <w:b/>
           <w:lang w:val="fr-FR"/>
         </w:rPr>
-        <w:t>La fragmentation des préférences est une oppo</w:t>
-      </w:r>
-      <w:r>
-        <w:rPr>
-          <w:b/>
-          <w:lang w:val="fr-FR"/>
-        </w:rPr>
-        <w:t>rtunité</w:t>
-      </w:r>
-      <w:r>
-        <w:rPr>
-          <w:lang w:val="fr-FR"/>
-        </w:rPr>
-        <w:t xml:space="preserve"> : un programme combinant redistribution, </w:t>
+        <w:t>La fragmentation des préférences est une opportunité</w:t>
+      </w:r>
+      <w:r>
+        <w:rPr>
+          <w:lang w:val="fr-FR"/>
+        </w:rPr>
+        <w:t xml:space="preserve"> : un programme </w:t>
+      </w:r>
+      <w:r>
+        <w:rPr>
+          <w:lang w:val="fr-FR"/>
+        </w:rPr>
+        <w:t>répondant aux attentes de</w:t>
+      </w:r>
+      <w:r>
+        <w:rPr>
+          <w:lang w:val="fr-FR"/>
+        </w:rPr>
+        <w:t xml:space="preserve"> redistribution, </w:t>
       </w:r>
       <w:r>
         <w:rPr>
@@ -937,7 +908,19 @@
         <w:rPr>
           <w:lang w:val="fr-FR"/>
         </w:rPr>
-        <w:t>et fermeté judiciaire peut capter des électeurs au-delà des frontières partisanes habituelles.</w:t>
+        <w:t xml:space="preserve">et </w:t>
+      </w:r>
+      <w:r>
+        <w:rPr>
+          <w:lang w:val="fr-FR"/>
+        </w:rPr>
+        <w:t>sécurité</w:t>
+      </w:r>
+      <w:r>
+        <w:rPr>
+          <w:lang w:val="fr-FR"/>
+        </w:rPr>
+        <w:t xml:space="preserve"> peut capter des électeurs au-delà des frontières partisanes habituelles.</w:t>
       </w:r>
     </w:p>
     <w:p>
@@ -1003,8 +986,6 @@
         </w:rPr>
         <w:t>Contact : adrien.fabre@cnrs.fr</w:t>
       </w:r>
-      <w:bookmarkStart w:id="6" w:name="_GoBack"/>
-      <w:bookmarkEnd w:id="6"/>
     </w:p>
     <w:sectPr>
       <w:pgSz w:w="12240" w:h="15840"/>
@@ -1684,6 +1665,13 @@
     <w:lsdException w:name="Medium Shading 2"/>
     <w:lsdException w:name="Medium List 1"/>
     <w:lsdException w:name="Medium List 2"/>
+    <w:lsdException w:name="Medium Grid 1"/>
+    <w:lsdException w:name="Medium Grid 2"/>
+    <w:lsdException w:name="Medium Grid 3"/>
+    <w:lsdException w:name="Dark List"/>
+    <w:lsdException w:name="Colorful Shading"/>
+    <w:lsdException w:name="Colorful List"/>
+    <w:lsdException w:name="Colorful Grid"/>
     <w:lsdException w:name="Light Shading Accent 1"/>
     <w:lsdException w:name="Light List Accent 1"/>
     <w:lsdException w:name="Light Grid Accent 1"/>
